--- a/primer bimestre/Materias/INTRODUCCION A LA INFORMATICA/Informacion/resumen primer parcial.docx
+++ b/primer bimestre/Materias/INTRODUCCION A LA INFORMATICA/Informacion/resumen primer parcial.docx
@@ -18,7 +18,17 @@
           <w:sz w:val="36"/>
           <w:szCs w:val="36"/>
         </w:rPr>
-        <w:t>RESUMEN INTRODUCCION A LA INFORMATICA</w:t>
+        <w:t>RESUMEN INTRODUCCIO</w:t>
+      </w:r>
+      <w:bookmarkStart w:id="0" w:name="_GoBack"/>
+      <w:bookmarkEnd w:id="0"/>
+      <w:r>
+        <w:rPr>
+          <w:b/>
+          <w:sz w:val="36"/>
+          <w:szCs w:val="36"/>
+        </w:rPr>
+        <w:t>N A LA INFORMATICA</w:t>
       </w:r>
     </w:p>
     <w:p>
@@ -4616,8 +4626,6 @@
         </w:rPr>
         <w:t>M</w:t>
       </w:r>
-      <w:bookmarkStart w:id="0" w:name="_GoBack"/>
-      <w:bookmarkEnd w:id="0"/>
       <w:r>
         <w:rPr>
           <w:b/>
@@ -6855,19 +6863,17 @@
       </w:r>
       <w:proofErr w:type="spellStart"/>
       <w:r>
-        <w:t>aritmetico-logica.</w:t>
-      </w:r>
-      <w:proofErr w:type="spellEnd"/>
-    </w:p>
-    <w:p>
-      <w:proofErr w:type="spellStart"/>
+        <w:t>aritmetico-logica</w:t>
+      </w:r>
+      <w:proofErr w:type="spellEnd"/>
+      <w:r>
+        <w:t>.</w:t>
+      </w:r>
+    </w:p>
+    <w:p>
       <w:r>
         <w:lastRenderedPageBreak/>
-        <w:t>Memoria</w:t>
-      </w:r>
-      <w:proofErr w:type="spellEnd"/>
-      <w:r>
-        <w:t xml:space="preserve"> de muy alta velocidad, que se utiliza en los procesadores para acceder a información importante de manera rápida. </w:t>
+        <w:t xml:space="preserve">Memoria de muy alta velocidad, que se utiliza en los procesadores para acceder a información importante de manera rápida. </w:t>
       </w:r>
       <w:r>
         <w:rPr>
@@ -7388,7 +7394,7 @@
       </w:r>
       <w:proofErr w:type="spellEnd"/>
       <w:r>
-        <w:t xml:space="preserve">; </w:t>
+        <w:t xml:space="preserve">; mas divisiones </w:t>
       </w:r>
       <w:proofErr w:type="spellStart"/>
       <w:r>
@@ -7396,14 +7402,6 @@
       </w:r>
       <w:proofErr w:type="spellEnd"/>
       <w:r>
-        <w:t xml:space="preserve"> divisiones </w:t>
-      </w:r>
-      <w:proofErr w:type="spellStart"/>
-      <w:r>
-        <w:t>mas</w:t>
-      </w:r>
-      <w:proofErr w:type="spellEnd"/>
-      <w:r>
         <w:t xml:space="preserve"> tareas al mismo tiempo</w:t>
       </w:r>
       <w:r>
@@ -7566,14 +7564,12 @@
           <w:b/>
         </w:rPr>
       </w:pPr>
-      <w:proofErr w:type="spellStart"/>
-      <w:r>
-        <w:rPr>
-          <w:b/>
-        </w:rPr>
-        <w:t>caracteristicas</w:t>
-      </w:r>
-      <w:proofErr w:type="spellEnd"/>
+      <w:r>
+        <w:rPr>
+          <w:b/>
+        </w:rPr>
+        <w:t>características</w:t>
+      </w:r>
       <w:r>
         <w:rPr>
           <w:b/>
@@ -8215,10 +8211,25 @@
           <w:b/>
         </w:rPr>
       </w:pPr>
-      <w:r>
-        <w:rPr>
-          <w:b/>
-        </w:rPr>
+    </w:p>
+    <w:p>
+      <w:pPr>
+        <w:rPr>
+          <w:b/>
+        </w:rPr>
+      </w:pPr>
+    </w:p>
+    <w:p>
+      <w:pPr>
+        <w:rPr>
+          <w:b/>
+        </w:rPr>
+      </w:pPr>
+      <w:r>
+        <w:rPr>
+          <w:b/>
+        </w:rPr>
+        <w:lastRenderedPageBreak/>
         <w:t>A</w:t>
       </w:r>
       <w:r>
@@ -8244,437 +8255,439 @@
         </w:numPr>
       </w:pPr>
       <w:r>
+        <w:t xml:space="preserve">dual </w:t>
+      </w:r>
+      <w:proofErr w:type="spellStart"/>
+      <w:r>
+        <w:t>channel</w:t>
+      </w:r>
+      <w:proofErr w:type="spellEnd"/>
+      <w:r>
+        <w:t>:</w:t>
+      </w:r>
+      <w:r>
+        <w:t xml:space="preserve"> </w:t>
+      </w:r>
+      <w:r>
+        <w:t xml:space="preserve">acceso simultáneo a dos módulos de memoria. </w:t>
+      </w:r>
+    </w:p>
+    <w:p>
+      <w:pPr>
+        <w:pStyle w:val="Prrafodelista"/>
+        <w:numPr>
+          <w:ilvl w:val="0"/>
+          <w:numId w:val="14"/>
+        </w:numPr>
+      </w:pPr>
+      <w:r>
+        <w:t>todos los módulos de memoria deben tener la misma capacidad, velocidad, frecuencia, latencia y fabricante.</w:t>
+      </w:r>
+    </w:p>
+    <w:p>
+      <w:pPr>
+        <w:pStyle w:val="Prrafodelista"/>
+        <w:numPr>
+          <w:ilvl w:val="0"/>
+          <w:numId w:val="14"/>
+        </w:numPr>
+      </w:pPr>
+      <w:r>
+        <w:t xml:space="preserve">si pongo una </w:t>
+      </w:r>
+      <w:r>
+        <w:t>RAM</w:t>
+      </w:r>
+      <w:r>
+        <w:t xml:space="preserve"> que tenga menos velocidad que la otra, van a trabajar las 2 al mismo nivel</w:t>
+      </w:r>
+    </w:p>
+    <w:p>
+      <w:pPr>
+        <w:pStyle w:val="Prrafodelista"/>
+        <w:numPr>
+          <w:ilvl w:val="0"/>
+          <w:numId w:val="14"/>
+        </w:numPr>
+      </w:pPr>
+      <w:r>
+        <w:t xml:space="preserve">Las velocidades se suman &gt; Si la velocidad de cada módulo es de 1600 </w:t>
+      </w:r>
+      <w:proofErr w:type="spellStart"/>
+      <w:r>
+        <w:t>Mhz</w:t>
+      </w:r>
+      <w:proofErr w:type="spellEnd"/>
+      <w:r>
+        <w:t xml:space="preserve">, la velocidad total será de 3200 </w:t>
+      </w:r>
+      <w:proofErr w:type="spellStart"/>
+      <w:r>
+        <w:t>Mhz</w:t>
+      </w:r>
+      <w:proofErr w:type="spellEnd"/>
+      <w:r>
+        <w:t>.</w:t>
+      </w:r>
+    </w:p>
+    <w:p>
+      <w:pPr>
+        <w:pStyle w:val="Prrafodelista"/>
+        <w:numPr>
+          <w:ilvl w:val="0"/>
+          <w:numId w:val="14"/>
+        </w:numPr>
+      </w:pPr>
+      <w:r>
+        <w:t>La capacidad se suma &gt; Si cada módulo tiene una capacidad de 8 GB, la capacidad total será de 16 GB.</w:t>
+      </w:r>
+    </w:p>
+    <w:p>
+      <w:pPr>
+        <w:pStyle w:val="Prrafodelista"/>
+        <w:numPr>
+          <w:ilvl w:val="0"/>
+          <w:numId w:val="14"/>
+        </w:numPr>
+      </w:pPr>
+      <w:r>
+        <w:t xml:space="preserve">single </w:t>
+      </w:r>
+      <w:proofErr w:type="spellStart"/>
+      <w:r>
+        <w:t>channel</w:t>
+      </w:r>
+      <w:proofErr w:type="spellEnd"/>
+      <w:r>
+        <w:t>:</w:t>
+      </w:r>
+      <w:r>
+        <w:t xml:space="preserve"> </w:t>
+      </w:r>
+      <w:r>
+        <w:t>utiliza una única señal a un ancho de banda y frecuencia determinada.</w:t>
+      </w:r>
+    </w:p>
+    <w:p/>
+    <w:p>
+      <w:pPr>
+        <w:rPr>
+          <w:b/>
+        </w:rPr>
+      </w:pPr>
+      <w:r>
+        <w:rPr>
+          <w:b/>
+        </w:rPr>
+        <w:t>C</w:t>
+      </w:r>
+      <w:r>
+        <w:rPr>
+          <w:b/>
+        </w:rPr>
+        <w:t>aracterísticas:</w:t>
+      </w:r>
+    </w:p>
+    <w:p>
+      <w:pPr>
+        <w:rPr>
+          <w:b/>
+        </w:rPr>
+      </w:pPr>
+    </w:p>
+    <w:p>
+      <w:r>
+        <w:rPr>
+          <w:b/>
+        </w:rPr>
+        <w:t>V</w:t>
+      </w:r>
+      <w:r>
+        <w:rPr>
+          <w:b/>
+        </w:rPr>
+        <w:t>elocidad:</w:t>
+      </w:r>
+      <w:r>
+        <w:t xml:space="preserve"> tiempo</w:t>
+      </w:r>
+      <w:r>
+        <w:t xml:space="preserve"> que tarda la RAM en recibir una solicitud del procesador y acceder a la información. La velocidad de una memoria está medida en </w:t>
+      </w:r>
+      <w:proofErr w:type="spellStart"/>
+      <w:r>
+        <w:t>megahertz</w:t>
+      </w:r>
+      <w:proofErr w:type="spellEnd"/>
+      <w:r>
+        <w:t xml:space="preserve"> (</w:t>
+      </w:r>
+      <w:proofErr w:type="spellStart"/>
+      <w:r>
+        <w:t>Mhz</w:t>
+      </w:r>
+      <w:proofErr w:type="spellEnd"/>
+      <w:r>
+        <w:t>) o millones de ciclos por segundo.</w:t>
+      </w:r>
+    </w:p>
+    <w:p/>
+    <w:p>
+      <w:r>
+        <w:rPr>
+          <w:b/>
+        </w:rPr>
+        <w:t>C</w:t>
+      </w:r>
+      <w:r>
+        <w:rPr>
+          <w:b/>
+        </w:rPr>
+        <w:t>apacidad:</w:t>
+      </w:r>
+      <w:r>
+        <w:t xml:space="preserve"> cantidad de datos que se pueden almacenar en una RAM. La capacidad se mide en gigabytes (GB)</w:t>
+      </w:r>
+      <w:r>
+        <w:t>.</w:t>
+      </w:r>
+    </w:p>
+    <w:p/>
+    <w:p>
+      <w:r>
+        <w:rPr>
+          <w:b/>
+        </w:rPr>
+        <w:t>L</w:t>
+      </w:r>
+      <w:r>
+        <w:rPr>
+          <w:b/>
+        </w:rPr>
+        <w:t>atencia:</w:t>
+      </w:r>
+      <w:r>
+        <w:t xml:space="preserve"> ciclos de reloj que transcurren entre una petición y su </w:t>
+      </w:r>
+      <w:r>
+        <w:t>respuesta. Mide</w:t>
+      </w:r>
+      <w:r>
+        <w:t xml:space="preserve"> en nanosegundos en CPU, RAM Y CACHÉ. milisegundos en disco </w:t>
+      </w:r>
+      <w:r>
+        <w:t>rígido</w:t>
+      </w:r>
+      <w:r>
+        <w:t>, SSD e internet</w:t>
+      </w:r>
+      <w:r>
+        <w:t>.</w:t>
+      </w:r>
+    </w:p>
+    <w:p/>
+    <w:p>
+      <w:r>
+        <w:rPr>
+          <w:b/>
+        </w:rPr>
+        <w:t>V</w:t>
+      </w:r>
+      <w:r>
+        <w:rPr>
+          <w:b/>
+        </w:rPr>
+        <w:t>oltaje:</w:t>
+      </w:r>
+      <w:r>
+        <w:t xml:space="preserve"> energía consumida por el módulo de RAM.</w:t>
+      </w:r>
+    </w:p>
+    <w:p>
+      <w:pPr>
+        <w:rPr>
+          <w:b/>
+        </w:rPr>
+      </w:pPr>
+    </w:p>
+    <w:p>
+      <w:pPr>
+        <w:rPr>
+          <w:b/>
+        </w:rPr>
+      </w:pPr>
+      <w:r>
+        <w:rPr>
+          <w:b/>
+        </w:rPr>
+        <w:t>TIPOS:</w:t>
+      </w:r>
+    </w:p>
+    <w:p>
+      <w:pPr>
+        <w:numPr>
+          <w:ilvl w:val="0"/>
+          <w:numId w:val="4"/>
+        </w:numPr>
+        <w:rPr>
+          <w:b/>
+        </w:rPr>
+      </w:pPr>
+      <w:r>
+        <w:rPr>
+          <w:b/>
+        </w:rPr>
+        <w:t xml:space="preserve">V RAM </w:t>
+      </w:r>
+      <w:r>
+        <w:t>optimizada para adaptadores de vídeo. Tienen dos puertos para que los datos de vídeo puedan escribirse al mismo tiempo.</w:t>
+      </w:r>
+    </w:p>
+    <w:p>
+      <w:pPr>
+        <w:numPr>
+          <w:ilvl w:val="0"/>
+          <w:numId w:val="4"/>
+        </w:numPr>
+        <w:rPr>
+          <w:b/>
+        </w:rPr>
+      </w:pPr>
+      <w:r>
+        <w:rPr>
+          <w:b/>
+        </w:rPr>
+        <w:t>DDR RAM</w:t>
+      </w:r>
+      <w:r>
+        <w:t xml:space="preserve"> 2000, usada después del 2002 Operaba a 2.5V y 2.6V y su densidad máxima era de 128 Mb (por lo que no había módulos con más de 1 GB) con una velocidad de 266 MT/s (millones de </w:t>
+      </w:r>
+      <w:proofErr w:type="spellStart"/>
+      <w:r>
+        <w:t>trasnferencia</w:t>
+      </w:r>
+      <w:proofErr w:type="spellEnd"/>
+      <w:r>
+        <w:t xml:space="preserve"> por segundo) (100-200 MHz).</w:t>
+      </w:r>
+    </w:p>
+    <w:p>
+      <w:pPr>
+        <w:numPr>
+          <w:ilvl w:val="0"/>
+          <w:numId w:val="4"/>
+        </w:numPr>
+        <w:rPr>
+          <w:b/>
+        </w:rPr>
+      </w:pPr>
+      <w:r>
+        <w:rPr>
+          <w:b/>
+        </w:rPr>
+        <w:t>DDR2 RAM:</w:t>
+      </w:r>
+      <w:r>
+        <w:t xml:space="preserve"> 2004 voltaje de 1.8 voltios, un 28% menos que DDR. Se dobló su densidad máxima hasta los 256 Mb (2 GB por módulo). Lógicamente la velocidad máxima también se multiplicó, llegando a 533 MHz.</w:t>
+      </w:r>
+    </w:p>
+    <w:p>
+      <w:pPr>
+        <w:numPr>
+          <w:ilvl w:val="0"/>
+          <w:numId w:val="4"/>
+        </w:numPr>
+        <w:rPr>
+          <w:b/>
+        </w:rPr>
+      </w:pPr>
+      <w:r>
+        <w:rPr>
+          <w:b/>
+        </w:rPr>
+        <w:t xml:space="preserve">DDR3 RAM </w:t>
+      </w:r>
+      <w:r>
+        <w:t>2007 Implementaron los perfiles XMP módulos de memoria operaban a 1.5V y 1.65V, con velocidades base de 1066 MHz pero que llegaron mucho más allá, y la densidad llegó hasta a 8 GB por módulo.</w:t>
+      </w:r>
+    </w:p>
+    <w:p>
+      <w:pPr>
+        <w:numPr>
+          <w:ilvl w:val="0"/>
+          <w:numId w:val="4"/>
+        </w:numPr>
+        <w:rPr>
+          <w:b/>
+        </w:rPr>
+      </w:pPr>
+      <w:r>
+        <w:rPr>
+          <w:b/>
+        </w:rPr>
+        <w:t>DDR4 RAM</w:t>
+      </w:r>
+      <w:r>
+        <w:t xml:space="preserve"> 2014 Se reduce el voltaje hasta 1.05 y 1.2V, aunque muchos módulos operan a 1.35V. La velocidad se ha visto notablemente incrementada, pero su base comenzó en los 2133 MHz, hay módulos de 32 GB</w:t>
+      </w:r>
+    </w:p>
+    <w:p>
+      <w:pPr>
+        <w:numPr>
+          <w:ilvl w:val="0"/>
+          <w:numId w:val="4"/>
+        </w:numPr>
+        <w:rPr>
+          <w:b/>
+        </w:rPr>
+      </w:pPr>
+      <w:r>
+        <w:rPr>
+          <w:b/>
+        </w:rPr>
+        <w:t>DDR5 RAM</w:t>
+      </w:r>
+      <w:r>
+        <w:t xml:space="preserve"> 2020 </w:t>
+      </w:r>
+      <w:proofErr w:type="spellStart"/>
+      <w:r>
+        <w:t>nchos</w:t>
+      </w:r>
+      <w:proofErr w:type="spellEnd"/>
+      <w:r>
+        <w:t xml:space="preserve"> de banda de hasta 6.4 </w:t>
+      </w:r>
+      <w:proofErr w:type="spellStart"/>
+      <w:r>
+        <w:t>Gbps</w:t>
+      </w:r>
+      <w:proofErr w:type="spellEnd"/>
+      <w:r>
+        <w:t xml:space="preserve"> en sus modelos iniciales, es la primera memoria DDR de doble canal en un solo chip. Su frecuencia base es de 4800 MHz y, además, su consumo baja por la clásica reducción de voltaje, esta vez </w:t>
+      </w:r>
+      <w:r>
         <w:lastRenderedPageBreak/>
-        <w:t xml:space="preserve">dual </w:t>
-      </w:r>
-      <w:proofErr w:type="spellStart"/>
-      <w:r>
-        <w:t>channel</w:t>
-      </w:r>
-      <w:proofErr w:type="spellEnd"/>
-      <w:r>
-        <w:t>:</w:t>
-      </w:r>
-      <w:r>
-        <w:t xml:space="preserve"> </w:t>
-      </w:r>
-      <w:r>
-        <w:t xml:space="preserve">acceso simultáneo a dos módulos de memoria. </w:t>
-      </w:r>
-    </w:p>
-    <w:p>
-      <w:pPr>
-        <w:pStyle w:val="Prrafodelista"/>
-        <w:numPr>
-          <w:ilvl w:val="0"/>
-          <w:numId w:val="14"/>
-        </w:numPr>
-      </w:pPr>
-      <w:r>
-        <w:t>todos los módulos de memoria deben tener la misma capacidad, velocidad, frecuencia, latencia y fabricante.</w:t>
-      </w:r>
-    </w:p>
-    <w:p>
-      <w:pPr>
-        <w:pStyle w:val="Prrafodelista"/>
-        <w:numPr>
-          <w:ilvl w:val="0"/>
-          <w:numId w:val="14"/>
-        </w:numPr>
-      </w:pPr>
-      <w:r>
-        <w:t xml:space="preserve">si pongo una </w:t>
-      </w:r>
-      <w:r>
-        <w:t>RAM</w:t>
-      </w:r>
-      <w:r>
-        <w:t xml:space="preserve"> que tenga menos velocidad que la otra, van a trabajar las 2 al mismo nivel</w:t>
-      </w:r>
-    </w:p>
-    <w:p>
-      <w:pPr>
-        <w:pStyle w:val="Prrafodelista"/>
-        <w:numPr>
-          <w:ilvl w:val="0"/>
-          <w:numId w:val="14"/>
-        </w:numPr>
-      </w:pPr>
-      <w:r>
-        <w:t xml:space="preserve">Las velocidades se suman &gt; Si la velocidad de cada módulo es de 1600 </w:t>
-      </w:r>
-      <w:proofErr w:type="spellStart"/>
-      <w:r>
-        <w:t>Mhz</w:t>
-      </w:r>
-      <w:proofErr w:type="spellEnd"/>
-      <w:r>
-        <w:t xml:space="preserve">, la velocidad total será de 3200 </w:t>
-      </w:r>
-      <w:proofErr w:type="spellStart"/>
-      <w:r>
-        <w:t>Mhz</w:t>
-      </w:r>
-      <w:proofErr w:type="spellEnd"/>
-      <w:r>
-        <w:t>.</w:t>
-      </w:r>
-    </w:p>
-    <w:p>
-      <w:pPr>
-        <w:pStyle w:val="Prrafodelista"/>
-        <w:numPr>
-          <w:ilvl w:val="0"/>
-          <w:numId w:val="14"/>
-        </w:numPr>
-      </w:pPr>
-      <w:r>
-        <w:t>La capacidad se suma &gt; Si cada módulo tiene una capacidad de 8 GB, la capacidad total será de 16 GB.</w:t>
-      </w:r>
-    </w:p>
-    <w:p>
-      <w:pPr>
-        <w:pStyle w:val="Prrafodelista"/>
-        <w:numPr>
-          <w:ilvl w:val="0"/>
-          <w:numId w:val="14"/>
-        </w:numPr>
-      </w:pPr>
-      <w:r>
-        <w:t xml:space="preserve">single </w:t>
-      </w:r>
-      <w:proofErr w:type="spellStart"/>
-      <w:r>
-        <w:t>channel</w:t>
-      </w:r>
-      <w:proofErr w:type="spellEnd"/>
-      <w:r>
-        <w:t>:</w:t>
-      </w:r>
-      <w:r>
-        <w:t xml:space="preserve"> </w:t>
-      </w:r>
-      <w:r>
-        <w:t>utiliza una única señal a un ancho de banda y frecuencia determinada.</w:t>
-      </w:r>
-    </w:p>
-    <w:p/>
-    <w:p>
-      <w:pPr>
-        <w:rPr>
-          <w:b/>
-        </w:rPr>
-      </w:pPr>
-      <w:r>
-        <w:rPr>
-          <w:b/>
-        </w:rPr>
-        <w:t>C</w:t>
-      </w:r>
-      <w:r>
-        <w:rPr>
-          <w:b/>
-        </w:rPr>
-        <w:t>aracterísticas:</w:t>
-      </w:r>
-    </w:p>
-    <w:p>
-      <w:pPr>
-        <w:rPr>
-          <w:b/>
-        </w:rPr>
-      </w:pPr>
-    </w:p>
-    <w:p>
-      <w:r>
-        <w:rPr>
-          <w:b/>
-        </w:rPr>
-        <w:t>V</w:t>
-      </w:r>
-      <w:r>
-        <w:rPr>
-          <w:b/>
-        </w:rPr>
-        <w:t>elocidad:</w:t>
-      </w:r>
-      <w:r>
-        <w:t xml:space="preserve"> tiempo</w:t>
-      </w:r>
-      <w:r>
-        <w:t xml:space="preserve"> que tarda la RAM en recibir una solicitud del procesador y acceder a la información. La velocidad de una memoria está medida en </w:t>
-      </w:r>
-      <w:proofErr w:type="spellStart"/>
-      <w:r>
-        <w:t>megahertz</w:t>
-      </w:r>
-      <w:proofErr w:type="spellEnd"/>
-      <w:r>
-        <w:t xml:space="preserve"> (</w:t>
-      </w:r>
-      <w:proofErr w:type="spellStart"/>
-      <w:r>
-        <w:t>Mhz</w:t>
-      </w:r>
-      <w:proofErr w:type="spellEnd"/>
-      <w:r>
-        <w:t>) o millones de ciclos por segundo.</w:t>
-      </w:r>
-    </w:p>
-    <w:p/>
-    <w:p>
-      <w:r>
-        <w:rPr>
-          <w:b/>
-        </w:rPr>
-        <w:t>C</w:t>
-      </w:r>
-      <w:r>
-        <w:rPr>
-          <w:b/>
-        </w:rPr>
-        <w:t>apacidad:</w:t>
-      </w:r>
-      <w:r>
-        <w:t xml:space="preserve"> cantidad de datos que se pueden almacenar en una RAM. La capacidad se mide en gigabytes (GB)</w:t>
-      </w:r>
-      <w:r>
-        <w:t>.</w:t>
-      </w:r>
-    </w:p>
-    <w:p/>
-    <w:p>
-      <w:r>
-        <w:rPr>
-          <w:b/>
-        </w:rPr>
-        <w:t>L</w:t>
-      </w:r>
-      <w:r>
-        <w:rPr>
-          <w:b/>
-        </w:rPr>
-        <w:t>atencia:</w:t>
-      </w:r>
-      <w:r>
-        <w:t xml:space="preserve"> ciclos de reloj que transcurren entre una petición y su </w:t>
-      </w:r>
-      <w:r>
-        <w:t>respuesta. Mide</w:t>
-      </w:r>
-      <w:r>
-        <w:t xml:space="preserve"> en nanosegundos en CPU, RAM Y CACHÉ. milisegundos en disco </w:t>
-      </w:r>
-      <w:r>
-        <w:t>rígido</w:t>
-      </w:r>
-      <w:r>
-        <w:t>, SSD e internet</w:t>
-      </w:r>
-      <w:r>
-        <w:t>.</w:t>
-      </w:r>
-    </w:p>
-    <w:p/>
-    <w:p>
-      <w:r>
-        <w:rPr>
-          <w:b/>
-        </w:rPr>
-        <w:t>V</w:t>
-      </w:r>
-      <w:r>
-        <w:rPr>
-          <w:b/>
-        </w:rPr>
-        <w:t>oltaje:</w:t>
-      </w:r>
-      <w:r>
-        <w:t xml:space="preserve"> energía consumida por el módulo de RAM.</w:t>
-      </w:r>
-    </w:p>
-    <w:p>
-      <w:pPr>
-        <w:rPr>
-          <w:b/>
-        </w:rPr>
-      </w:pPr>
-    </w:p>
-    <w:p>
-      <w:pPr>
-        <w:rPr>
-          <w:b/>
-        </w:rPr>
-      </w:pPr>
-      <w:r>
-        <w:rPr>
-          <w:b/>
-        </w:rPr>
-        <w:t>TIPOS:</w:t>
-      </w:r>
-    </w:p>
-    <w:p>
-      <w:pPr>
-        <w:numPr>
-          <w:ilvl w:val="0"/>
-          <w:numId w:val="4"/>
-        </w:numPr>
-        <w:rPr>
-          <w:b/>
-        </w:rPr>
-      </w:pPr>
-      <w:r>
-        <w:rPr>
-          <w:b/>
-        </w:rPr>
-        <w:t xml:space="preserve">V RAM </w:t>
-      </w:r>
-      <w:r>
-        <w:t>optimizada para adaptadores de vídeo. Tienen dos puertos para que los datos de vídeo puedan escribirse al mismo tiempo.</w:t>
-      </w:r>
-    </w:p>
-    <w:p>
-      <w:pPr>
-        <w:numPr>
-          <w:ilvl w:val="0"/>
-          <w:numId w:val="4"/>
-        </w:numPr>
-        <w:rPr>
-          <w:b/>
-        </w:rPr>
-      </w:pPr>
-      <w:r>
-        <w:rPr>
-          <w:b/>
-        </w:rPr>
-        <w:t>DDR RAM</w:t>
-      </w:r>
-      <w:r>
-        <w:t xml:space="preserve"> 2000, usada después del 2002 Operaba a 2.5V y 2.6V y su densidad máxima era de 128 Mb (por lo que no había módulos con más de 1 GB) con una velocidad de 266 MT/s (millones de </w:t>
-      </w:r>
-      <w:proofErr w:type="spellStart"/>
-      <w:r>
-        <w:t>trasnferencia</w:t>
-      </w:r>
-      <w:proofErr w:type="spellEnd"/>
-      <w:r>
-        <w:t xml:space="preserve"> por segundo) (100-200 MHz).</w:t>
-      </w:r>
-    </w:p>
-    <w:p>
-      <w:pPr>
-        <w:numPr>
-          <w:ilvl w:val="0"/>
-          <w:numId w:val="4"/>
-        </w:numPr>
-        <w:rPr>
-          <w:b/>
-        </w:rPr>
-      </w:pPr>
-      <w:r>
-        <w:rPr>
-          <w:b/>
-        </w:rPr>
-        <w:t>DDR2 RAM:</w:t>
-      </w:r>
-      <w:r>
-        <w:t xml:space="preserve"> 2004 voltaje de 1.8 voltios, un 28% menos que DDR. Se dobló su densidad máxima hasta los 256 Mb (2 GB por módulo). Lógicamente la velocidad máxima también se multiplicó, llegando a 533 MHz.</w:t>
-      </w:r>
-    </w:p>
-    <w:p>
-      <w:pPr>
-        <w:numPr>
-          <w:ilvl w:val="0"/>
-          <w:numId w:val="4"/>
-        </w:numPr>
-        <w:rPr>
-          <w:b/>
-        </w:rPr>
-      </w:pPr>
-      <w:r>
-        <w:rPr>
-          <w:b/>
-        </w:rPr>
-        <w:t xml:space="preserve">DDR3 RAM </w:t>
-      </w:r>
-      <w:r>
-        <w:t>2007 Implementaron los perfiles XMP módulos de memoria operaban a 1.5V y 1.65V, con velocidades base de 1066 MHz pero que llegaron mucho más allá, y la densidad llegó hasta a 8 GB por módulo.</w:t>
-      </w:r>
-    </w:p>
-    <w:p>
-      <w:pPr>
-        <w:numPr>
-          <w:ilvl w:val="0"/>
-          <w:numId w:val="4"/>
-        </w:numPr>
-        <w:rPr>
-          <w:b/>
-        </w:rPr>
-      </w:pPr>
-      <w:r>
-        <w:rPr>
-          <w:b/>
-        </w:rPr>
-        <w:t>DDR4 RAM</w:t>
-      </w:r>
-      <w:r>
-        <w:t xml:space="preserve"> 2014 Se reduce el voltaje hasta 1.05 y 1.2V, aunque muchos módulos operan a 1.35V. La velocidad se ha visto notablemente incrementada, pero su base comenzó en los 2133 MHz, hay módulos de 32 GB</w:t>
-      </w:r>
-    </w:p>
-    <w:p>
-      <w:pPr>
-        <w:numPr>
-          <w:ilvl w:val="0"/>
-          <w:numId w:val="4"/>
-        </w:numPr>
-        <w:rPr>
-          <w:b/>
-        </w:rPr>
-      </w:pPr>
-      <w:r>
-        <w:rPr>
-          <w:b/>
-        </w:rPr>
-        <w:t>DDR5 RAM</w:t>
-      </w:r>
-      <w:r>
-        <w:t xml:space="preserve"> 2020 </w:t>
-      </w:r>
-      <w:proofErr w:type="spellStart"/>
-      <w:r>
-        <w:t>nchos</w:t>
-      </w:r>
-      <w:proofErr w:type="spellEnd"/>
-      <w:r>
-        <w:t xml:space="preserve"> de banda de hasta 6.4 </w:t>
-      </w:r>
-      <w:proofErr w:type="spellStart"/>
-      <w:r>
-        <w:t>Gbps</w:t>
-      </w:r>
-      <w:proofErr w:type="spellEnd"/>
-      <w:r>
-        <w:t xml:space="preserve"> en sus modelos iniciales, es la primera memoria DDR de doble canal en un solo chip. Su frecuencia base es de 4800 MHz y, además, su consumo baja por la clásica reducción de voltaje, esta vez a 1.1 V. Su capacidad de almacenamiento máxima en un módulo de memoria es de 128 GB.</w:t>
-      </w:r>
-    </w:p>
-    <w:p>
-      <w:pPr>
-        <w:rPr>
-          <w:b/>
-        </w:rPr>
-      </w:pPr>
-    </w:p>
-    <w:p>
-      <w:pPr>
-        <w:rPr>
-          <w:b/>
-        </w:rPr>
-      </w:pPr>
-      <w:r>
-        <w:rPr>
-          <w:b/>
-        </w:rPr>
-        <w:lastRenderedPageBreak/>
+        <w:t>a 1.1 V. Su capacidad de almacenamiento máxima en un módulo de memoria es de 128 GB.</w:t>
+      </w:r>
+    </w:p>
+    <w:p>
+      <w:pPr>
+        <w:rPr>
+          <w:b/>
+        </w:rPr>
+      </w:pPr>
+    </w:p>
+    <w:p>
+      <w:pPr>
+        <w:rPr>
+          <w:b/>
+        </w:rPr>
+      </w:pPr>
+      <w:r>
+        <w:rPr>
+          <w:b/>
+        </w:rPr>
         <w:t>UNIDADES DE MEDIDA</w:t>
       </w:r>
     </w:p>
@@ -9266,6 +9279,7 @@
     </w:p>
     <w:p>
       <w:r>
+        <w:lastRenderedPageBreak/>
         <w:t xml:space="preserve">dispositivos capaces de almacenar datos. Pueden ser internos, como el disco duro, o extraíbles, como los discos flexibles y </w:t>
       </w:r>
       <w:proofErr w:type="spellStart"/>
@@ -9279,7 +9293,6 @@
     </w:p>
     <w:p>
       <w:r>
-        <w:lastRenderedPageBreak/>
         <w:t>tipo de almacenamiento masivo y permanente (no volátil) con mayor capacidad para almacenar datos e información.</w:t>
       </w:r>
     </w:p>
@@ -9618,8 +9631,68 @@
       </w:r>
       <w:proofErr w:type="spellEnd"/>
       <w:r>
-        <w:t xml:space="preserve"> núcleo del SO</w:t>
-      </w:r>
+        <w:t xml:space="preserve"> núcleo del SO.</w:t>
+      </w:r>
+    </w:p>
+    <w:p>
+      <w:pPr>
+        <w:pStyle w:val="Prrafodelista"/>
+        <w:numPr>
+          <w:ilvl w:val="0"/>
+          <w:numId w:val="10"/>
+        </w:numPr>
+      </w:pPr>
+      <w:proofErr w:type="spellStart"/>
+      <w:r>
+        <w:t>kernel</w:t>
+      </w:r>
+      <w:proofErr w:type="spellEnd"/>
+      <w:r>
+        <w:t xml:space="preserve"> cumple acciones </w:t>
+      </w:r>
+      <w:proofErr w:type="spellStart"/>
+      <w:proofErr w:type="gramStart"/>
+      <w:r>
+        <w:t>criticas</w:t>
+      </w:r>
+      <w:proofErr w:type="spellEnd"/>
+      <w:r>
+        <w:t xml:space="preserve"> .</w:t>
+      </w:r>
+      <w:proofErr w:type="gramEnd"/>
+    </w:p>
+    <w:p>
+      <w:pPr>
+        <w:pStyle w:val="Prrafodelista"/>
+        <w:numPr>
+          <w:ilvl w:val="0"/>
+          <w:numId w:val="10"/>
+        </w:numPr>
+      </w:pPr>
+      <w:proofErr w:type="spellStart"/>
+      <w:r>
+        <w:t>kernel</w:t>
+      </w:r>
+      <w:proofErr w:type="spellEnd"/>
+      <w:r>
+        <w:t xml:space="preserve"> como un </w:t>
+      </w:r>
+      <w:proofErr w:type="spellStart"/>
+      <w:r>
+        <w:t>super</w:t>
+      </w:r>
+      <w:r>
+        <w:t>usuario</w:t>
+      </w:r>
+      <w:proofErr w:type="spellEnd"/>
+      <w:r>
+        <w:t xml:space="preserve"> o </w:t>
+      </w:r>
+      <w:proofErr w:type="spellStart"/>
+      <w:r>
+        <w:t>root</w:t>
+      </w:r>
+      <w:proofErr w:type="spellEnd"/>
       <w:r>
         <w:t>.</w:t>
       </w:r>
@@ -9632,17 +9705,88 @@
           <w:numId w:val="10"/>
         </w:numPr>
       </w:pPr>
-      <w:proofErr w:type="spellStart"/>
-      <w:r>
-        <w:t>kernel</w:t>
-      </w:r>
-      <w:proofErr w:type="spellEnd"/>
-      <w:r>
-        <w:t xml:space="preserve"> cumple acciones </w:t>
+      <w:r>
+        <w:t>según su funcionamiento y robustez se define el SO.</w:t>
+      </w:r>
+    </w:p>
+    <w:p>
+      <w:pPr>
+        <w:pStyle w:val="Prrafodelista"/>
+        <w:numPr>
+          <w:ilvl w:val="0"/>
+          <w:numId w:val="10"/>
+        </w:numPr>
+      </w:pPr>
+      <w:r>
+        <w:t>software que maneja hardware</w:t>
+      </w:r>
+      <w:r>
+        <w:t>.</w:t>
+      </w:r>
+    </w:p>
+    <w:p>
+      <w:pPr>
+        <w:pStyle w:val="Prrafodelista"/>
+        <w:numPr>
+          <w:ilvl w:val="0"/>
+          <w:numId w:val="10"/>
+        </w:numPr>
+      </w:pPr>
+      <w:r>
+        <w:t>soporte lógico que controla el funcionamiento del equipo físico</w:t>
+      </w:r>
+      <w:r>
+        <w:t>.</w:t>
+      </w:r>
+    </w:p>
+    <w:p>
+      <w:pPr>
+        <w:pStyle w:val="Prrafodelista"/>
+        <w:numPr>
+          <w:ilvl w:val="0"/>
+          <w:numId w:val="10"/>
+        </w:numPr>
+      </w:pPr>
+      <w:r>
+        <w:t>programas que permite manejar la memoria, disco, medios de almacenamiento de información y los diferentes periféricos o recursos de nuestra computadora</w:t>
+      </w:r>
+      <w:r>
+        <w:t>.</w:t>
+      </w:r>
+    </w:p>
+    <w:p>
+      <w:pPr>
+        <w:pStyle w:val="Prrafodelista"/>
+        <w:numPr>
+          <w:ilvl w:val="0"/>
+          <w:numId w:val="10"/>
+        </w:numPr>
+      </w:pPr>
+      <w:r>
+        <w:t>Gestiona la memoria de acceso aleatorio y ejecutar aplicaciones designando recursos necesarios</w:t>
+      </w:r>
+      <w:r>
+        <w:t>.</w:t>
+      </w:r>
+    </w:p>
+    <w:p>
+      <w:pPr>
+        <w:pStyle w:val="Prrafodelista"/>
+        <w:numPr>
+          <w:ilvl w:val="0"/>
+          <w:numId w:val="10"/>
+        </w:numPr>
+      </w:pPr>
+      <w:r>
+        <w:lastRenderedPageBreak/>
+        <w:t xml:space="preserve">administra la </w:t>
       </w:r>
       <w:proofErr w:type="gramStart"/>
       <w:r>
-        <w:t>criticas .</w:t>
+        <w:t xml:space="preserve">CPU </w:t>
+      </w:r>
+      <w:r>
+        <w:t>.</w:t>
       </w:r>
       <w:proofErr w:type="gramEnd"/>
     </w:p>
@@ -9654,30 +9798,9 @@
           <w:numId w:val="10"/>
         </w:numPr>
       </w:pPr>
-      <w:proofErr w:type="spellStart"/>
-      <w:r>
-        <w:t>kernel</w:t>
-      </w:r>
-      <w:proofErr w:type="spellEnd"/>
-      <w:r>
-        <w:t xml:space="preserve"> como un </w:t>
-      </w:r>
-      <w:proofErr w:type="spellStart"/>
-      <w:r>
-        <w:t>super</w:t>
-      </w:r>
-      <w:r>
-        <w:t>usuario</w:t>
-      </w:r>
-      <w:proofErr w:type="spellEnd"/>
-      <w:r>
-        <w:t xml:space="preserve"> o </w:t>
-      </w:r>
-      <w:proofErr w:type="spellStart"/>
-      <w:r>
-        <w:t>root</w:t>
-      </w:r>
-      <w:proofErr w:type="spellEnd"/>
+      <w:r>
+        <w:t>direcciona entradas y salidas de datos mediante drivers (y los periféricos de entrada y salida)</w:t>
+      </w:r>
       <w:r>
         <w:t>.</w:t>
       </w:r>
@@ -9691,10 +9814,10 @@
         </w:numPr>
       </w:pPr>
       <w:r>
-        <w:t>según su funcionami</w:t>
-      </w:r>
-      <w:r>
-        <w:t>ento y robustez se define el SO.</w:t>
+        <w:t>dirige autorizaciones de uso para usuario</w:t>
+      </w:r>
+      <w:r>
+        <w:t>.</w:t>
       </w:r>
     </w:p>
     <w:p>
@@ -9706,7 +9829,7 @@
         </w:numPr>
       </w:pPr>
       <w:r>
-        <w:t>software que maneja hardware</w:t>
+        <w:t>administra los archivos</w:t>
       </w:r>
       <w:r>
         <w:t>.</w:t>
@@ -9721,8 +9844,13 @@
         </w:numPr>
       </w:pPr>
       <w:r>
-        <w:t>soporte lógico que controla el funcionamiento del equipo físico</w:t>
-      </w:r>
+        <w:t xml:space="preserve">administra información para buen funcionamiento </w:t>
+      </w:r>
+      <w:proofErr w:type="gramStart"/>
+      <w:r>
+        <w:t>de la pc</w:t>
+      </w:r>
+      <w:proofErr w:type="gramEnd"/>
       <w:r>
         <w:t>.</w:t>
       </w:r>
@@ -9736,7 +9864,7 @@
         </w:numPr>
       </w:pPr>
       <w:r>
-        <w:t>programas que permite manejar la memoria, disco, medios de almacenamiento de información y los diferentes periféricos o recursos de nuestra computadora</w:t>
+        <w:t>dirige autorizaciones de uso para usuario</w:t>
       </w:r>
       <w:r>
         <w:t>.</w:t>
@@ -9751,7 +9879,52 @@
         </w:numPr>
       </w:pPr>
       <w:r>
-        <w:t>Gestiona la memoria de acceso aleatorio y ejecutar aplicaciones designando recursos necesarios</w:t>
+        <w:t>Desde el usuario: programas y funciones que ocultan los detalles del hardware, ofreciendo al usuario una vía sencilla y flexible de acceso al mismo.</w:t>
+      </w:r>
+    </w:p>
+    <w:p>
+      <w:pPr>
+        <w:pStyle w:val="Prrafodelista"/>
+        <w:numPr>
+          <w:ilvl w:val="0"/>
+          <w:numId w:val="10"/>
+        </w:numPr>
+      </w:pPr>
+      <w:r>
+        <w:t>administra los recursos ofrecidos por el hardware y actúa como un intermediario entre la computadora y su usuario.</w:t>
+      </w:r>
+    </w:p>
+    <w:p>
+      <w:pPr>
+        <w:pStyle w:val="Prrafodelista"/>
+      </w:pPr>
+    </w:p>
+    <w:p>
+      <w:pPr>
+        <w:pStyle w:val="Prrafodelista"/>
+      </w:pPr>
+      <w:r>
+        <w:t>Servidores:</w:t>
+      </w:r>
+    </w:p>
+    <w:p>
+      <w:pPr>
+        <w:pStyle w:val="Prrafodelista"/>
+        <w:numPr>
+          <w:ilvl w:val="0"/>
+          <w:numId w:val="10"/>
+        </w:numPr>
+      </w:pPr>
+      <w:r>
+        <w:t xml:space="preserve">Con SO derivados de UNIX, red </w:t>
+      </w:r>
+      <w:proofErr w:type="spellStart"/>
+      <w:r>
+        <w:t>hat</w:t>
+      </w:r>
+      <w:proofErr w:type="spellEnd"/>
+      <w:r>
+        <w:t xml:space="preserve"> o Windows Server</w:t>
       </w:r>
       <w:r>
         <w:t>.</w:t>
@@ -9766,492 +9939,330 @@
         </w:numPr>
       </w:pPr>
       <w:r>
-        <w:t xml:space="preserve">administra la </w:t>
+        <w:t>multiusuarios al mismo tiempo trabajando sobre el mismo núcleo</w:t>
+      </w:r>
+      <w:r>
+        <w:t>.</w:t>
+      </w:r>
+    </w:p>
+    <w:p>
+      <w:pPr>
+        <w:pStyle w:val="Prrafodelista"/>
+        <w:numPr>
+          <w:ilvl w:val="0"/>
+          <w:numId w:val="10"/>
+        </w:numPr>
+      </w:pPr>
+      <w:r>
+        <w:t>varían según hardware y función de cada SO.</w:t>
+      </w:r>
+    </w:p>
+    <w:p/>
+    <w:p>
+      <w:pPr>
+        <w:rPr>
+          <w:b/>
+        </w:rPr>
+      </w:pPr>
+      <w:r>
+        <w:rPr>
+          <w:b/>
+        </w:rPr>
+        <w:t>TIPOS:</w:t>
+      </w:r>
+    </w:p>
+    <w:p>
+      <w:pPr>
+        <w:rPr>
+          <w:i/>
+        </w:rPr>
+      </w:pPr>
+      <w:r>
+        <w:rPr>
+          <w:i/>
+        </w:rPr>
+        <w:t>Administración de usuario:</w:t>
+      </w:r>
+    </w:p>
+    <w:p/>
+    <w:p>
+      <w:pPr>
+        <w:rPr>
+          <w:u w:val="single"/>
+        </w:rPr>
+      </w:pPr>
+      <w:r>
+        <w:rPr>
+          <w:u w:val="single"/>
+        </w:rPr>
+        <w:t>M</w:t>
+      </w:r>
+      <w:r>
+        <w:rPr>
+          <w:u w:val="single"/>
+        </w:rPr>
+        <w:t xml:space="preserve">ultiusuario </w:t>
+      </w:r>
+    </w:p>
+    <w:p>
+      <w:r>
+        <w:t xml:space="preserve">varios usuarios </w:t>
       </w:r>
       <w:proofErr w:type="gramStart"/>
       <w:r>
-        <w:t xml:space="preserve">CPU </w:t>
-      </w:r>
-      <w:r>
+        <w:t>ejecuten  simultáneamente</w:t>
+      </w:r>
+      <w:proofErr w:type="gramEnd"/>
+      <w:r>
+        <w:t xml:space="preserve"> sus programas</w:t>
+      </w:r>
+    </w:p>
+    <w:p>
+      <w:r>
+        <w:t>por medio de terminales conectadas a la computadora o por sesiones remotas en una red de comunicaciones</w:t>
+      </w:r>
+    </w:p>
+    <w:p>
+      <w:r>
+        <w:t xml:space="preserve">UNIX, LINUX O SOLARIS, </w:t>
+      </w:r>
+      <w:proofErr w:type="gramStart"/>
+      <w:r>
+        <w:t>ANDROID(</w:t>
+      </w:r>
+      <w:proofErr w:type="gramEnd"/>
+      <w:r>
+        <w:t>funcionalidad desactivada)</w:t>
+      </w:r>
+    </w:p>
+    <w:p/>
+    <w:p>
+      <w:pPr>
+        <w:rPr>
+          <w:u w:val="single"/>
+        </w:rPr>
+      </w:pPr>
+      <w:r>
+        <w:rPr>
+          <w:u w:val="single"/>
+        </w:rPr>
+        <w:t>Monousuario</w:t>
+      </w:r>
+    </w:p>
+    <w:p>
+      <w:r>
+        <w:t xml:space="preserve"> ejecuta los programas de un usuario a la vez.</w:t>
+      </w:r>
+    </w:p>
+    <w:p>
+      <w:r>
+        <w:t>no importa cuántos procesadores tenga la computadora o cuántas tareas realice el usuario, solo podrá dar servicio a uno</w:t>
+      </w:r>
+    </w:p>
+    <w:p>
+      <w:r>
+        <w:t>Windows 1.0</w:t>
+      </w:r>
+    </w:p>
+    <w:p/>
+    <w:p>
+      <w:pPr>
+        <w:rPr>
+          <w:i/>
+        </w:rPr>
+      </w:pPr>
+      <w:r>
+        <w:rPr>
+          <w:i/>
+        </w:rPr>
+        <w:t>Administración o gestión de tareas</w:t>
+      </w:r>
+      <w:r>
+        <w:rPr>
+          <w:i/>
+        </w:rPr>
+        <w:t>:</w:t>
+      </w:r>
+    </w:p>
+    <w:p/>
+    <w:p>
+      <w:pPr>
+        <w:rPr>
+          <w:u w:val="single"/>
+        </w:rPr>
+      </w:pPr>
+      <w:r>
+        <w:rPr>
+          <w:u w:val="single"/>
+        </w:rPr>
+        <w:t>M</w:t>
+      </w:r>
+      <w:r>
+        <w:rPr>
+          <w:u w:val="single"/>
+        </w:rPr>
+        <w:t xml:space="preserve">ultitarea: </w:t>
+      </w:r>
+    </w:p>
+    <w:p>
+      <w:r>
+        <w:t xml:space="preserve">varios procesos al mismo tiempo, la </w:t>
+      </w:r>
+      <w:r>
+        <w:t>mayoría multitarea y multiusuario</w:t>
+      </w:r>
+    </w:p>
+    <w:p/>
+    <w:p>
+      <w:pPr>
+        <w:rPr>
+          <w:u w:val="single"/>
+        </w:rPr>
+      </w:pPr>
+      <w:proofErr w:type="spellStart"/>
+      <w:r>
+        <w:rPr>
+          <w:u w:val="single"/>
+        </w:rPr>
+        <w:t>M</w:t>
+      </w:r>
+      <w:r>
+        <w:rPr>
+          <w:u w:val="single"/>
+        </w:rPr>
+        <w:t>onotarea</w:t>
+      </w:r>
+      <w:proofErr w:type="spellEnd"/>
+      <w:r>
+        <w:rPr>
+          <w:u w:val="single"/>
+        </w:rPr>
+        <w:t xml:space="preserve">: </w:t>
+      </w:r>
+    </w:p>
+    <w:p>
+      <w:r>
+        <w:t xml:space="preserve">un </w:t>
+      </w:r>
+      <w:r>
+        <w:t xml:space="preserve">proceso a la vez sin interrumpir, </w:t>
+      </w:r>
+      <w:r>
+        <w:t>sistemas operativos más primitivos, como DOS</w:t>
+      </w:r>
+    </w:p>
+    <w:p>
+      <w:pPr>
+        <w:rPr>
+          <w:i/>
+        </w:rPr>
+      </w:pPr>
+      <w:r>
+        <w:rPr>
+          <w:i/>
+        </w:rPr>
+        <w:t>gestión de recursos</w:t>
+      </w:r>
+      <w:r>
+        <w:rPr>
+          <w:i/>
+        </w:rPr>
         <w:t>.</w:t>
       </w:r>
-      <w:proofErr w:type="gramEnd"/>
-    </w:p>
-    <w:p>
-      <w:pPr>
-        <w:pStyle w:val="Prrafodelista"/>
-        <w:numPr>
-          <w:ilvl w:val="0"/>
-          <w:numId w:val="10"/>
-        </w:numPr>
-      </w:pPr>
-      <w:r>
-        <w:lastRenderedPageBreak/>
-        <w:t>direcciona entradas y salidas de datos mediante drivers (y los periféricos de entrada y salida)</w:t>
-      </w:r>
-      <w:r>
+    </w:p>
+    <w:p>
+      <w:pPr>
+        <w:rPr>
+          <w:i/>
+        </w:rPr>
+      </w:pPr>
+    </w:p>
+    <w:p>
+      <w:pPr>
+        <w:rPr>
+          <w:u w:val="single"/>
+        </w:rPr>
+      </w:pPr>
+      <w:r>
+        <w:rPr>
+          <w:u w:val="single"/>
+        </w:rPr>
+        <w:t>Ce</w:t>
+      </w:r>
+      <w:r>
+        <w:rPr>
+          <w:u w:val="single"/>
+        </w:rPr>
+        <w:t xml:space="preserve">ntralizado: </w:t>
+      </w:r>
+    </w:p>
+    <w:p>
+      <w:r>
+        <w:t>permite utilizar los recursos de un solo ordenador.</w:t>
+      </w:r>
+    </w:p>
+    <w:p/>
+    <w:p>
+      <w:pPr>
+        <w:rPr>
+          <w:u w:val="single"/>
+        </w:rPr>
+      </w:pPr>
+      <w:r>
+        <w:rPr>
+          <w:u w:val="single"/>
+        </w:rPr>
+        <w:t>D</w:t>
+      </w:r>
+      <w:r>
+        <w:rPr>
+          <w:u w:val="single"/>
+        </w:rPr>
+        <w:t xml:space="preserve">istribuido: </w:t>
+      </w:r>
+    </w:p>
+    <w:p>
+      <w:r>
+        <w:rPr>
+          <w:i/>
+        </w:rPr>
+        <w:t xml:space="preserve">SO </w:t>
+      </w:r>
+      <w:r>
+        <w:t>permite ejecutar los procesos de más de un ordenador al mismo tiempo.</w:t>
+      </w:r>
+    </w:p>
+    <w:p>
+      <w:pPr>
+        <w:rPr>
+          <w:i/>
+        </w:rPr>
+      </w:pPr>
+      <w:r>
+        <w:rPr>
+          <w:i/>
+        </w:rPr>
+        <w:t xml:space="preserve"> según licencia</w:t>
+      </w:r>
+      <w:r>
+        <w:rPr>
+          <w:i/>
+        </w:rPr>
         <w:t>.</w:t>
       </w:r>
     </w:p>
-    <w:p>
-      <w:pPr>
-        <w:pStyle w:val="Prrafodelista"/>
-        <w:numPr>
-          <w:ilvl w:val="0"/>
-          <w:numId w:val="10"/>
-        </w:numPr>
-      </w:pPr>
-      <w:r>
-        <w:t>dirige autorizaciones de uso para usuario</w:t>
-      </w:r>
-      <w:r>
-        <w:t>.</w:t>
-      </w:r>
-    </w:p>
-    <w:p>
-      <w:pPr>
-        <w:pStyle w:val="Prrafodelista"/>
-        <w:numPr>
-          <w:ilvl w:val="0"/>
-          <w:numId w:val="10"/>
-        </w:numPr>
-      </w:pPr>
-      <w:r>
-        <w:t>administra los archivos</w:t>
-      </w:r>
-      <w:r>
-        <w:t>.</w:t>
-      </w:r>
-    </w:p>
-    <w:p>
-      <w:pPr>
-        <w:pStyle w:val="Prrafodelista"/>
-        <w:numPr>
-          <w:ilvl w:val="0"/>
-          <w:numId w:val="10"/>
-        </w:numPr>
-      </w:pPr>
-      <w:r>
-        <w:t xml:space="preserve">administra información para buen funcionamiento </w:t>
-      </w:r>
-      <w:proofErr w:type="gramStart"/>
-      <w:r>
-        <w:t>de la pc</w:t>
-      </w:r>
-      <w:proofErr w:type="gramEnd"/>
-      <w:r>
-        <w:t>.</w:t>
-      </w:r>
-    </w:p>
-    <w:p>
-      <w:pPr>
-        <w:pStyle w:val="Prrafodelista"/>
-        <w:numPr>
-          <w:ilvl w:val="0"/>
-          <w:numId w:val="10"/>
-        </w:numPr>
-      </w:pPr>
-      <w:r>
-        <w:t>dirige autorizaciones de uso para usuario</w:t>
-      </w:r>
-      <w:r>
-        <w:t>.</w:t>
-      </w:r>
-    </w:p>
-    <w:p>
-      <w:pPr>
-        <w:pStyle w:val="Prrafodelista"/>
-        <w:numPr>
-          <w:ilvl w:val="0"/>
-          <w:numId w:val="10"/>
-        </w:numPr>
-      </w:pPr>
-      <w:r>
-        <w:t>Desde el usuario: programas y funciones que ocultan los detalles del hardware, ofreciendo al usuario una vía sencilla y flexible de acceso al mismo.</w:t>
-      </w:r>
-    </w:p>
-    <w:p>
-      <w:pPr>
-        <w:pStyle w:val="Prrafodelista"/>
-        <w:numPr>
-          <w:ilvl w:val="0"/>
-          <w:numId w:val="10"/>
-        </w:numPr>
-      </w:pPr>
-      <w:r>
-        <w:t>administra los recursos ofrecidos por el hardware y actúa como un intermediario entre la computadora y su usuario.</w:t>
-      </w:r>
-    </w:p>
-    <w:p>
-      <w:pPr>
-        <w:pStyle w:val="Prrafodelista"/>
-      </w:pPr>
-    </w:p>
-    <w:p>
-      <w:pPr>
-        <w:pStyle w:val="Prrafodelista"/>
-      </w:pPr>
-      <w:r>
-        <w:t>Servidores:</w:t>
-      </w:r>
-    </w:p>
-    <w:p>
-      <w:pPr>
-        <w:pStyle w:val="Prrafodelista"/>
-        <w:numPr>
-          <w:ilvl w:val="0"/>
-          <w:numId w:val="10"/>
-        </w:numPr>
-      </w:pPr>
-      <w:r>
-        <w:t xml:space="preserve">Con SO derivados de UNIX, red </w:t>
-      </w:r>
-      <w:proofErr w:type="spellStart"/>
-      <w:r>
-        <w:t>hat</w:t>
-      </w:r>
-      <w:proofErr w:type="spellEnd"/>
-      <w:r>
-        <w:t xml:space="preserve"> o Windows Server</w:t>
-      </w:r>
-      <w:r>
-        <w:t>.</w:t>
-      </w:r>
-    </w:p>
-    <w:p>
-      <w:pPr>
-        <w:pStyle w:val="Prrafodelista"/>
-        <w:numPr>
-          <w:ilvl w:val="0"/>
-          <w:numId w:val="10"/>
-        </w:numPr>
-      </w:pPr>
-      <w:r>
-        <w:t>multiusuarios al mismo tiempo trabajando sobre el mismo núcleo</w:t>
-      </w:r>
-      <w:r>
-        <w:t>.</w:t>
-      </w:r>
-    </w:p>
-    <w:p>
-      <w:pPr>
-        <w:pStyle w:val="Prrafodelista"/>
-        <w:numPr>
-          <w:ilvl w:val="0"/>
-          <w:numId w:val="10"/>
-        </w:numPr>
-      </w:pPr>
-      <w:r>
-        <w:t>varían según hardware y función de cada SO.</w:t>
-      </w:r>
-    </w:p>
     <w:p/>
     <w:p>
       <w:pPr>
         <w:rPr>
-          <w:b/>
-        </w:rPr>
-      </w:pPr>
-      <w:r>
-        <w:rPr>
-          <w:b/>
-        </w:rPr>
-        <w:t>TIPOS:</w:t>
-      </w:r>
-    </w:p>
-    <w:p>
-      <w:pPr>
-        <w:rPr>
-          <w:i/>
-        </w:rPr>
-      </w:pPr>
-      <w:r>
-        <w:rPr>
-          <w:i/>
-        </w:rPr>
-        <w:t>Administración de usuario:</w:t>
-      </w:r>
-    </w:p>
-    <w:p/>
-    <w:p>
-      <w:pPr>
-        <w:rPr>
           <w:u w:val="single"/>
         </w:rPr>
       </w:pPr>
+      <w:proofErr w:type="spellStart"/>
       <w:r>
         <w:rPr>
           <w:u w:val="single"/>
         </w:rPr>
-        <w:t>M</w:t>
-      </w:r>
-      <w:r>
-        <w:rPr>
-          <w:u w:val="single"/>
-        </w:rPr>
-        <w:t xml:space="preserve">ultiusuario </w:t>
-      </w:r>
-    </w:p>
-    <w:p>
-      <w:r>
-        <w:t xml:space="preserve">varios usuarios </w:t>
-      </w:r>
-      <w:proofErr w:type="gramStart"/>
-      <w:r>
-        <w:t>ejecuten  simultáneamente</w:t>
-      </w:r>
-      <w:proofErr w:type="gramEnd"/>
-      <w:r>
-        <w:t xml:space="preserve"> sus programas</w:t>
-      </w:r>
-    </w:p>
-    <w:p>
-      <w:r>
-        <w:t>por medio de terminales conectadas a la computadora o por sesiones remotas en una red de comunicaciones</w:t>
-      </w:r>
-    </w:p>
-    <w:p>
-      <w:r>
-        <w:t xml:space="preserve">UNIX, LINUX O SOLARIS, </w:t>
-      </w:r>
-      <w:proofErr w:type="gramStart"/>
-      <w:r>
-        <w:t>ANDROID(</w:t>
-      </w:r>
-      <w:proofErr w:type="gramEnd"/>
-      <w:r>
-        <w:t>funcionalidad desactivada)</w:t>
-      </w:r>
-    </w:p>
-    <w:p/>
-    <w:p>
-      <w:pPr>
-        <w:rPr>
-          <w:u w:val="single"/>
-        </w:rPr>
-      </w:pPr>
-      <w:r>
-        <w:rPr>
-          <w:u w:val="single"/>
-        </w:rPr>
-        <w:t>Monousuario</w:t>
-      </w:r>
-    </w:p>
-    <w:p>
-      <w:r>
-        <w:t xml:space="preserve"> ejecuta los programas de un usuario a la vez.</w:t>
-      </w:r>
-    </w:p>
-    <w:p>
-      <w:r>
-        <w:t>no importa cuántos procesadores tenga la computadora o cuántas tareas realice el usuario, solo podrá dar servicio a uno</w:t>
-      </w:r>
-    </w:p>
-    <w:p>
-      <w:r>
-        <w:t>Windows 1.0</w:t>
-      </w:r>
-    </w:p>
-    <w:p/>
-    <w:p>
-      <w:pPr>
-        <w:rPr>
-          <w:i/>
-        </w:rPr>
-      </w:pPr>
-      <w:r>
-        <w:rPr>
-          <w:i/>
-        </w:rPr>
-        <w:t>Administración o gestión de tareas</w:t>
-      </w:r>
-      <w:r>
-        <w:rPr>
-          <w:i/>
-        </w:rPr>
-        <w:t>:</w:t>
-      </w:r>
-    </w:p>
-    <w:p/>
-    <w:p>
-      <w:pPr>
-        <w:rPr>
-          <w:u w:val="single"/>
-        </w:rPr>
-      </w:pPr>
-      <w:r>
-        <w:rPr>
-          <w:u w:val="single"/>
-        </w:rPr>
-        <w:t>M</w:t>
-      </w:r>
-      <w:r>
-        <w:rPr>
-          <w:u w:val="single"/>
-        </w:rPr>
-        <w:t xml:space="preserve">ultitarea: </w:t>
-      </w:r>
-    </w:p>
-    <w:p>
-      <w:r>
-        <w:t xml:space="preserve">varios procesos al mismo tiempo, la </w:t>
-      </w:r>
-      <w:r>
-        <w:t>mayoría multitarea y multiusuario</w:t>
-      </w:r>
-    </w:p>
-    <w:p/>
-    <w:p>
-      <w:pPr>
-        <w:rPr>
-          <w:u w:val="single"/>
-        </w:rPr>
-      </w:pPr>
-      <w:proofErr w:type="spellStart"/>
-      <w:r>
-        <w:rPr>
-          <w:u w:val="single"/>
-        </w:rPr>
-        <w:t>M</w:t>
-      </w:r>
-      <w:r>
-        <w:rPr>
-          <w:u w:val="single"/>
-        </w:rPr>
-        <w:t>onotarea</w:t>
-      </w:r>
-      <w:proofErr w:type="spellEnd"/>
-      <w:r>
-        <w:rPr>
-          <w:u w:val="single"/>
-        </w:rPr>
-        <w:t xml:space="preserve">: </w:t>
-      </w:r>
-    </w:p>
-    <w:p>
-      <w:r>
-        <w:t xml:space="preserve">un </w:t>
-      </w:r>
-      <w:r>
-        <w:t xml:space="preserve">proceso a la vez sin interrumpir, </w:t>
-      </w:r>
-      <w:r>
-        <w:t>sistemas operativos más primitivos, como DOS</w:t>
-      </w:r>
-    </w:p>
-    <w:p>
-      <w:pPr>
-        <w:rPr>
-          <w:i/>
-        </w:rPr>
-      </w:pPr>
-      <w:r>
-        <w:rPr>
-          <w:i/>
-        </w:rPr>
-        <w:t>gestión de recursos</w:t>
-      </w:r>
-      <w:r>
-        <w:rPr>
-          <w:i/>
-        </w:rPr>
-        <w:t>.</w:t>
-      </w:r>
-    </w:p>
-    <w:p>
-      <w:pPr>
-        <w:rPr>
-          <w:i/>
-        </w:rPr>
-      </w:pPr>
-    </w:p>
-    <w:p>
-      <w:pPr>
-        <w:rPr>
-          <w:u w:val="single"/>
-        </w:rPr>
-      </w:pPr>
-      <w:r>
-        <w:rPr>
-          <w:u w:val="single"/>
-        </w:rPr>
-        <w:t>Ce</w:t>
-      </w:r>
-      <w:r>
-        <w:rPr>
-          <w:u w:val="single"/>
-        </w:rPr>
-        <w:t xml:space="preserve">ntralizado: </w:t>
-      </w:r>
-    </w:p>
-    <w:p>
-      <w:r>
-        <w:t>permite utilizar los recursos de un solo ordenador.</w:t>
-      </w:r>
-    </w:p>
-    <w:p/>
-    <w:p>
-      <w:pPr>
-        <w:rPr>
-          <w:u w:val="single"/>
-        </w:rPr>
-      </w:pPr>
-      <w:r>
-        <w:rPr>
-          <w:u w:val="single"/>
-        </w:rPr>
-        <w:t>D</w:t>
-      </w:r>
-      <w:r>
-        <w:rPr>
-          <w:u w:val="single"/>
-        </w:rPr>
-        <w:t xml:space="preserve">istribuido: </w:t>
-      </w:r>
-    </w:p>
-    <w:p>
-      <w:r>
-        <w:rPr>
-          <w:i/>
-        </w:rPr>
-        <w:t xml:space="preserve">SO </w:t>
-      </w:r>
-      <w:r>
-        <w:t>permite ejecutar los procesos de más de un ordenador al mismo tiempo.</w:t>
-      </w:r>
-    </w:p>
-    <w:p>
-      <w:pPr>
-        <w:rPr>
-          <w:i/>
-        </w:rPr>
-      </w:pPr>
-      <w:r>
-        <w:rPr>
-          <w:i/>
-        </w:rPr>
-        <w:t xml:space="preserve"> según licencia</w:t>
-      </w:r>
-      <w:r>
-        <w:rPr>
-          <w:i/>
-        </w:rPr>
-        <w:t>.</w:t>
-      </w:r>
-    </w:p>
-    <w:p/>
-    <w:p>
-      <w:pPr>
-        <w:rPr>
-          <w:u w:val="single"/>
-        </w:rPr>
-      </w:pPr>
-      <w:proofErr w:type="spellStart"/>
-      <w:r>
-        <w:rPr>
-          <w:u w:val="single"/>
-        </w:rPr>
-        <w:lastRenderedPageBreak/>
         <w:t>P</w:t>
       </w:r>
       <w:r>
@@ -10680,12 +10691,12 @@
           <w:i/>
           <w:u w:val="single"/>
         </w:rPr>
+        <w:lastRenderedPageBreak/>
         <w:t>servidor:</w:t>
       </w:r>
     </w:p>
     <w:p>
       <w:r>
-        <w:lastRenderedPageBreak/>
         <w:t>ordenador con prestaciones elevadas</w:t>
       </w:r>
     </w:p>
@@ -11095,6 +11106,7 @@
         </w:numPr>
       </w:pPr>
       <w:r>
+        <w:lastRenderedPageBreak/>
         <w:t xml:space="preserve">Características </w:t>
       </w:r>
       <w:proofErr w:type="spellStart"/>
@@ -11126,7 +11138,6 @@
       <w:proofErr w:type="spellStart"/>
       <w:proofErr w:type="gramStart"/>
       <w:r>
-        <w:lastRenderedPageBreak/>
         <w:t>Soporte:los</w:t>
       </w:r>
       <w:proofErr w:type="spellEnd"/>
@@ -11760,6 +11771,7 @@
               <w:spacing w:line="240" w:lineRule="auto"/>
             </w:pPr>
             <w:r>
+              <w:lastRenderedPageBreak/>
               <w:t>PROS</w:t>
             </w:r>
           </w:p>
@@ -11808,7 +11820,6 @@
               <w:spacing w:line="240" w:lineRule="auto"/>
             </w:pPr>
             <w:r>
-              <w:lastRenderedPageBreak/>
               <w:t>estable, amplio uso en servidores</w:t>
             </w:r>
           </w:p>
@@ -11837,7 +11848,6 @@
               <w:spacing w:line="240" w:lineRule="auto"/>
             </w:pPr>
             <w:r>
-              <w:lastRenderedPageBreak/>
               <w:t>CONTRAS</w:t>
             </w:r>
           </w:p>
@@ -11870,11 +11880,7 @@
               <w:spacing w:line="240" w:lineRule="auto"/>
             </w:pPr>
             <w:r>
-              <w:t xml:space="preserve">compatibilidad:  parches y conversiones </w:t>
-            </w:r>
-            <w:r>
-              <w:lastRenderedPageBreak/>
-              <w:t>para usar muchos programas</w:t>
+              <w:t>compatibilidad:  parches y conversiones para usar muchos programas</w:t>
             </w:r>
           </w:p>
           <w:p>
@@ -12298,16 +12304,18 @@
       </w:r>
     </w:p>
     <w:p/>
-    <w:p>
-      <w:pPr>
-        <w:rPr>
-          <w:b/>
-        </w:rPr>
-      </w:pPr>
-      <w:r>
-        <w:rPr>
-          <w:b/>
-        </w:rPr>
+    <w:p/>
+    <w:p>
+      <w:pPr>
+        <w:rPr>
+          <w:b/>
+        </w:rPr>
+      </w:pPr>
+      <w:r>
+        <w:rPr>
+          <w:b/>
+        </w:rPr>
+        <w:lastRenderedPageBreak/>
         <w:t>Archivos</w:t>
       </w:r>
     </w:p>
@@ -12318,7 +12326,6 @@
     </w:p>
     <w:p>
       <w:r>
-        <w:lastRenderedPageBreak/>
         <w:t xml:space="preserve">Propio de cada sistema </w:t>
       </w:r>
       <w:proofErr w:type="spellStart"/>
@@ -12470,7 +12477,7 @@
       <w:rPr>
         <w:noProof/>
       </w:rPr>
-      <w:t>2</w:t>
+      <w:t>21</w:t>
     </w:r>
     <w:r>
       <w:fldChar w:fldCharType="end"/>
